--- a/tnpsc-mentor/legal/TNPSC_Mentor_Terms_and_Conditions.docx
+++ b/tnpsc-mentor/legal/TNPSC_Mentor_Terms_and_Conditions.docx
@@ -724,55 +724,61 @@
         <w:t>Refunds.</w:t>
       </w:r>
       <w:r>
-        <w:t xml:space="preserve"> </w:t>
-      </w:r>
-      <w:r>
-        <w:rPr>
-          <w:rFonts w:ascii="Consolas" w:hAnsi="Consolas"/>
-          <w:color w:val="993300"/>
-        </w:rPr>
-        <w:t>[State your refund policy clearly — required for compliance.]</w:t>
+        <w:t xml:space="preserve"> Premium grants immediate access to digital content. You may</w:t>
       </w:r>
     </w:p>
     <w:p>
       <w:r>
-        <w:t>For example: *Premium grants immediate access to digital content and is</w:t>
-      </w:r>
-    </w:p>
-    <w:p>
-      <w:r>
-        <w:t>generally non-refundable once activated, except where required by applicable</w:t>
-      </w:r>
-    </w:p>
-    <w:p>
-      <w:r>
-        <w:t>law or in case of a duplicate/failed-but-charged transaction, which will be</w:t>
-      </w:r>
-    </w:p>
-    <w:p>
-      <w:r>
-        <w:t xml:space="preserve">reviewed and refunded to the original payment method within </w:t>
-      </w:r>
-      <w:r>
-        <w:rPr>
-          <w:rFonts w:ascii="Consolas" w:hAnsi="Consolas"/>
-          <w:color w:val="993300"/>
-        </w:rPr>
-        <w:t>[X]</w:t>
-      </w:r>
-      <w:r>
-        <w:t xml:space="preserve"> business</w:t>
-      </w:r>
-    </w:p>
-    <w:p>
-      <w:r>
-        <w:t xml:space="preserve">days.* Refund requests: </w:t>
+        <w:t xml:space="preserve">request a refund within </w:t>
       </w:r>
       <w:r>
         <w:rPr>
           <w:b/>
         </w:rPr>
-        <w:t>[support@sirahdigital.in]</w:t>
+        <w:t>48 hours</w:t>
+      </w:r>
+      <w:r>
+        <w:t xml:space="preserve"> of the purchase (payment) time; eligible</w:t>
+      </w:r>
+    </w:p>
+    <w:p>
+      <w:r>
+        <w:t>requests are refunded in full to the original payment method. After this</w:t>
+      </w:r>
+    </w:p>
+    <w:p>
+      <w:r>
+        <w:t>48-hour window the purchase is non-refundable, except where required by</w:t>
+      </w:r>
+    </w:p>
+    <w:p>
+      <w:r>
+        <w:t>applicable law or in the case of a duplicate or failed-but-charged</w:t>
+      </w:r>
+    </w:p>
+    <w:p>
+      <w:r>
+        <w:t>transaction. Approved refunds are processed to the original payment method</w:t>
+      </w:r>
+    </w:p>
+    <w:p>
+      <w:r>
+        <w:t xml:space="preserve">within </w:t>
+      </w:r>
+      <w:r>
+        <w:rPr>
+          <w:b/>
+        </w:rPr>
+        <w:t>5–7 business days</w:t>
+      </w:r>
+      <w:r>
+        <w:t xml:space="preserve">. Refund requests: </w:t>
+      </w:r>
+      <w:r>
+        <w:rPr>
+          <w:b/>
+        </w:rPr>
+        <w:t>support@sirahdigital.in</w:t>
       </w:r>
       <w:r>
         <w:t>.</w:t>

--- a/tnpsc-mentor/legal/TNPSC_Mentor_Terms_and_Conditions.docx
+++ b/tnpsc-mentor/legal/TNPSC_Mentor_Terms_and_Conditions.docx
@@ -3,11 +3,21 @@
 <w:document xmlns:wpc="http://schemas.microsoft.com/office/word/2010/wordprocessingCanvas" xmlns:mo="http://schemas.microsoft.com/office/mac/office/2008/main" xmlns:mc="http://schemas.openxmlformats.org/markup-compatibility/2006" xmlns:mv="urn:schemas-microsoft-com:mac:vml" xmlns:o="urn:schemas-microsoft-com:office:office" xmlns:r="http://schemas.openxmlformats.org/officeDocument/2006/relationships" xmlns:m="http://schemas.openxmlformats.org/officeDocument/2006/math" xmlns:v="urn:schemas-microsoft-com:vml" xmlns:wp14="http://schemas.microsoft.com/office/word/2010/wordprocessingDrawing" xmlns:wp="http://schemas.openxmlformats.org/drawingml/2006/wordprocessingDrawing" xmlns:w10="urn:schemas-microsoft-com:office:word" xmlns:w="http://schemas.openxmlformats.org/wordprocessingml/2006/main" xmlns:w14="http://schemas.microsoft.com/office/word/2010/wordml" xmlns:wpg="http://schemas.microsoft.com/office/word/2010/wordprocessingGroup" xmlns:wpi="http://schemas.microsoft.com/office/word/2010/wordprocessingInk" xmlns:wne="http://schemas.microsoft.com/office/word/2006/wordml" xmlns:wps="http://schemas.microsoft.com/office/word/2010/wordprocessingShape" mc:Ignorable="w14 wp14">
   <w:body>
     <w:p>
+      <w:r>
+        <w:t>&lt;!-- GENERATED FILE — DO NOT EDIT.</w:t>
+      </w:r>
+    </w:p>
+    <w:p>
+      <w:r>
+        <w:t xml:space="preserve">     Source: src/lib/legalContent.ts · Regenerate: npm run legal:export --&gt;</w:t>
+      </w:r>
+    </w:p>
+    <w:p>
       <w:pPr>
         <w:pStyle w:val="Title"/>
       </w:pPr>
       <w:r>
-        <w:t>Terms and Conditions — TNPSC Mentor</w:t>
+        <w:t>Terms of Use — TNPSC Mentors</w:t>
       </w:r>
     </w:p>
     <w:p>
@@ -15,73 +25,10 @@
         <w:rPr>
           <w:b/>
         </w:rPr>
-        <w:t>Last updated:</w:t>
+        <w:t>Effective:</w:t>
       </w:r>
       <w:r>
-        <w:t xml:space="preserve"> 19 June 2026</w:t>
-      </w:r>
-    </w:p>
-    <w:p>
-      <w:pPr>
-        <w:pStyle w:val="IntenseQuote"/>
-      </w:pPr>
-      <w:r>
-        <w:rPr>
-          <w:b/>
-        </w:rPr>
-        <w:t>Important:</w:t>
-      </w:r>
-      <w:r>
-        <w:t xml:space="preserve"> This is a drafting template grounded in how the TNPSC Mentor</w:t>
-      </w:r>
-    </w:p>
-    <w:p>
-      <w:pPr>
-        <w:pStyle w:val="IntenseQuote"/>
-      </w:pPr>
-      <w:r>
-        <w:t xml:space="preserve">application actually works. It is </w:t>
-      </w:r>
-      <w:r>
-        <w:rPr>
-          <w:b/>
-        </w:rPr>
-        <w:t>not legal advice</w:t>
-      </w:r>
-      <w:r>
-        <w:t>. Have it reviewed by a</w:t>
-      </w:r>
-    </w:p>
-    <w:p>
-      <w:pPr>
-        <w:pStyle w:val="IntenseQuote"/>
-      </w:pPr>
-      <w:r>
-        <w:t xml:space="preserve">qualified advocate before you publish it, and fill in every value marked </w:t>
-      </w:r>
-      <w:r>
-        <w:rPr>
-          <w:rFonts w:ascii="Consolas" w:hAnsi="Consolas"/>
-          <w:color w:val="993300"/>
-        </w:rPr>
-        <w:t>[…]</w:t>
-      </w:r>
-      <w:r>
-        <w:t>.</w:t>
-      </w:r>
-    </w:p>
-    <w:p>
-      <w:r>
-        <w:t>These Terms and Conditions ("</w:t>
-      </w:r>
-      <w:r>
-        <w:rPr>
-          <w:b/>
-        </w:rPr>
-        <w:t>Terms</w:t>
-      </w:r>
-      <w:r>
-        <w:t>") govern your access to and use of the</w:t>
+        <w:t xml:space="preserve"> 3 August 2026</w:t>
       </w:r>
     </w:p>
     <w:p>
@@ -89,56 +36,10 @@
         <w:rPr>
           <w:b/>
         </w:rPr>
-        <w:t>TNPSC Mentor</w:t>
+        <w:t>Operator:</w:t>
       </w:r>
       <w:r>
-        <w:t xml:space="preserve"> mobile/web application, website and related services</w:t>
-      </w:r>
-    </w:p>
-    <w:p>
-      <w:r>
-        <w:t>(together, the "</w:t>
-      </w:r>
-      <w:r>
-        <w:rPr>
-          <w:b/>
-        </w:rPr>
-        <w:t>Service</w:t>
-      </w:r>
-      <w:r>
-        <w:t>"), operated by **[Legal entity name, e.g. Sirah</w:t>
-      </w:r>
-    </w:p>
-    <w:p>
-      <w:r>
-        <w:t>Digital]</w:t>
-      </w:r>
-      <w:r>
-        <w:rPr>
-          <w:b/>
-        </w:rPr>
-        <w:t xml:space="preserve"> ("</w:t>
-      </w:r>
-      <w:r>
-        <w:t>we</w:t>
-      </w:r>
-      <w:r>
-        <w:rPr>
-          <w:b/>
-        </w:rPr>
-        <w:t>", "</w:t>
-      </w:r>
-      <w:r>
-        <w:t>us</w:t>
-      </w:r>
-      <w:r>
-        <w:rPr>
-          <w:b/>
-        </w:rPr>
-        <w:t>", "</w:t>
-      </w:r>
-      <w:r>
-        <w:t>our**"), having its registered office at</w:t>
+        <w:t xml:space="preserve"> Mohamed Riyaz (proprietor, Sirah Digital), trading as TNPSC Mentors</w:t>
       </w:r>
     </w:p>
     <w:p>
@@ -146,33 +47,26 @@
         <w:rPr>
           <w:b/>
         </w:rPr>
-        <w:t>[registered address]</w:t>
+        <w:t>Registered address:</w:t>
       </w:r>
       <w:r>
-        <w:t>.</w:t>
+        <w:t xml:space="preserve"> SY NO 203/10B, Innov8, Featherlite The Address, 200 Feet Radial Rd, Raja Joseph Colony, Pallavaram, Chennai, Tambaram, Tamil Nadu</w:t>
       </w:r>
     </w:p>
     <w:p>
       <w:r>
-        <w:t>By creating an account, accessing or using the Service, you confirm that you</w:t>
+        <w:rPr>
+          <w:b/>
+        </w:rPr>
+        <w:t>Contact:</w:t>
+      </w:r>
+      <w:r>
+        <w:t xml:space="preserve"> support@tnpscmentors.in · +91 96777 79808</w:t>
       </w:r>
     </w:p>
     <w:p>
       <w:r>
-        <w:t>have read, understood and agree to be bound by these Terms and by our</w:t>
-      </w:r>
-    </w:p>
-    <w:p>
-      <w:r>
-        <w:t>Privacy Policy</w:t>
-      </w:r>
-      <w:r>
-        <w:t>. **If you do not agree, do not use the</w:t>
-      </w:r>
-    </w:p>
-    <w:p>
-      <w:r>
-        <w:t>Service.**</w:t>
+        <w:t>These Terms govern your use of TNPSC Mentors, operated by Mohamed Riyaz (proprietor, Sirah Digital). By creating an account or using the app or website you agree to them. If you do not agree, do not use the service.</w:t>
       </w:r>
     </w:p>
     <w:p>
@@ -180,7 +74,38 @@
         <w:pStyle w:val="Heading2"/>
       </w:pPr>
       <w:r>
-        <w:t>1. Definitions</w:t>
+        <w:t>1. Eligibility</w:t>
+      </w:r>
+    </w:p>
+    <w:p>
+      <w:r>
+        <w:t>You must be 18 or older to use this service and to create an account. By registering you confirm that you are.</w:t>
+      </w:r>
+    </w:p>
+    <w:p>
+      <w:pPr>
+        <w:pStyle w:val="Heading2"/>
+      </w:pPr>
+      <w:r>
+        <w:t>2. Independence — no affiliation with TNPSC</w:t>
+      </w:r>
+    </w:p>
+    <w:p>
+      <w:r>
+        <w:t>TNPSC Mentors is an independent examination-preparation product. It is NOT affiliated with, endorsed by, sponsored by, or connected in any way to the Tamil Nadu Public Service Commission (TNPSC), the Government of Tamil Nadu, or any government body. "TNPSC" is used only to describe the examinations this product helps you prepare for.</w:t>
+      </w:r>
+    </w:p>
+    <w:p>
+      <w:r>
+        <w:t>We do not issue notifications, conduct examinations, declare results, or influence selection in any way. Always rely on the official TNPSC website for authoritative information.</w:t>
+      </w:r>
+    </w:p>
+    <w:p>
+      <w:pPr>
+        <w:pStyle w:val="Heading2"/>
+      </w:pPr>
+      <w:r>
+        <w:t>3. One account, your own</w:t>
       </w:r>
     </w:p>
     <w:p>
@@ -188,13 +113,7 @@
         <w:pStyle w:val="ListBullet"/>
       </w:pPr>
       <w:r>
-        <w:rPr>
-          <w:b/>
-        </w:rPr>
-        <w:t>"Account"</w:t>
-      </w:r>
-      <w:r>
-        <w:t xml:space="preserve"> — the personal account you create to access the Service.</w:t>
+        <w:t>Create one account with accurate details and keep your login private. One mobile number and one email address may each be linked to only one account.</w:t>
       </w:r>
     </w:p>
     <w:p>
@@ -202,23 +121,7 @@
         <w:pStyle w:val="ListBullet"/>
       </w:pPr>
       <w:r>
-        <w:rPr>
-          <w:b/>
-        </w:rPr>
-        <w:t>"Content"</w:t>
-      </w:r>
-      <w:r>
-        <w:t xml:space="preserve"> — questions, answer keys, explanations, study material,</w:t>
-      </w:r>
-    </w:p>
-    <w:p>
-      <w:r>
-        <w:t xml:space="preserve">  current-affairs notes, mock tests, PDFs, text, graphics and other material</w:t>
-      </w:r>
-    </w:p>
-    <w:p>
-      <w:r>
-        <w:t xml:space="preserve">  made available through the Service.</w:t>
+        <w:t>Do not share, sell or transfer your account. A 2-device limit applies; you can sign out another device from your profile.</w:t>
       </w:r>
     </w:p>
     <w:p>
@@ -226,18 +129,15 @@
         <w:pStyle w:val="ListBullet"/>
       </w:pPr>
       <w:r>
-        <w:rPr>
-          <w:b/>
-        </w:rPr>
-        <w:t>"Premium"</w:t>
-      </w:r>
-      <w:r>
-        <w:t xml:space="preserve"> — a paid plan unlocking additional features (e.g. explanation</w:t>
+        <w:t>You are responsible for everything done through your account.</w:t>
       </w:r>
     </w:p>
     <w:p>
+      <w:pPr>
+        <w:pStyle w:val="Heading2"/>
+      </w:pPr>
       <w:r>
-        <w:t xml:space="preserve">  PDFs and other premium content) for a defined period.</w:t>
+        <w:t>4. What the service includes</w:t>
       </w:r>
     </w:p>
     <w:p>
@@ -245,13 +145,23 @@
         <w:pStyle w:val="ListBullet"/>
       </w:pPr>
       <w:r>
-        <w:rPr>
-          <w:b/>
-        </w:rPr>
-        <w:t>"User", "you"</w:t>
+        <w:t>A free tier that runs on credits — an allowance granted when you sign up and a smaller daily top-up when you sign in. Practising a test spends credits in proportion to the number of questions.</w:t>
       </w:r>
+    </w:p>
+    <w:p>
+      <w:pPr>
+        <w:pStyle w:val="ListBullet"/>
+      </w:pPr>
       <w:r>
-        <w:t xml:space="preserve"> — any person who accesses or uses the Service.</w:t>
+        <w:t>Paid plans that remove the credit limit and unlock the paid content, as described in the Payment Policy.</w:t>
+      </w:r>
+    </w:p>
+    <w:p>
+      <w:pPr>
+        <w:pStyle w:val="ListBullet"/>
+      </w:pPr>
+      <w:r>
+        <w:t>Content and features change over time. We may add, alter or withdraw parts of the service, and will avoid doing so in a way that removes something you have already paid for within its access window.</w:t>
       </w:r>
     </w:p>
     <w:p>
@@ -259,51 +169,39 @@
         <w:pStyle w:val="Heading2"/>
       </w:pPr>
       <w:r>
-        <w:t>2. Eligibility</w:t>
+        <w:t>5. Fair use of content</w:t>
       </w:r>
     </w:p>
     <w:p>
+      <w:pPr>
+        <w:pStyle w:val="ListBullet"/>
+      </w:pPr>
       <w:r>
-        <w:t xml:space="preserve">2.1 You must be at least </w:t>
-      </w:r>
-      <w:r>
-        <w:rPr>
-          <w:b/>
-        </w:rPr>
-        <w:t>18 years old</w:t>
-      </w:r>
-      <w:r>
-        <w:t>, or **16 and using the Service with</w:t>
+        <w:t>Questions, explanations, mock tests and study material are licensed to you for your own personal exam preparation only.</w:t>
       </w:r>
     </w:p>
     <w:p>
+      <w:pPr>
+        <w:pStyle w:val="ListBullet"/>
+      </w:pPr>
       <w:r>
-        <w:t>the consent and supervision of a parent or legal guardian**, to create an</w:t>
+        <w:t>Do not copy, redistribute, resell, publish, bulk-download, screen-record or scrape the content, or use it to train a machine-learning model.</w:t>
       </w:r>
     </w:p>
     <w:p>
+      <w:pPr>
+        <w:pStyle w:val="ListBullet"/>
+      </w:pPr>
       <w:r>
-        <w:t>Account. By using the Service you represent that you meet this requirement.</w:t>
+        <w:t>Do not attempt to bypass grading, paywalls, the credit system or mock-test supervision.</w:t>
       </w:r>
     </w:p>
     <w:p>
+      <w:pPr>
+        <w:pStyle w:val="ListBullet"/>
+      </w:pPr>
       <w:r>
-        <w:t>2.2 The Service is intended for individuals preparing for the Tamil Nadu Public</w:t>
-      </w:r>
-    </w:p>
-    <w:p>
-      <w:r>
-        <w:t>Service Commission examinations and related competitive examinations.</w:t>
-      </w:r>
-    </w:p>
-    <w:p>
-      <w:r>
-        <w:t>2.3 You may not use the Service if you are barred from doing so under the laws</w:t>
-      </w:r>
-    </w:p>
-    <w:p>
-      <w:r>
-        <w:t>of India.</w:t>
+        <w:t>Breaching this section may lead to suspension without refund.</w:t>
       </w:r>
     </w:p>
     <w:p>
@@ -311,52 +209,12 @@
         <w:pStyle w:val="Heading2"/>
       </w:pPr>
       <w:r>
-        <w:t>3. Independence — No Affiliation with TNPSC or Government</w:t>
+        <w:t>6. Mock-test supervision</w:t>
       </w:r>
     </w:p>
     <w:p>
       <w:r>
-        <w:t>3.1 **TNPSC Mentor is an independent, private exam-preparation platform. It is</w:t>
-      </w:r>
-    </w:p>
-    <w:p>
-      <w:r>
-        <w:t>NOT affiliated with, endorsed by, sponsored by, or connected to the Tamil Nadu</w:t>
-      </w:r>
-    </w:p>
-    <w:p>
-      <w:r>
-        <w:t>Public Service Commission (TNPSC), the Government of Tamil Nadu, the Government</w:t>
-      </w:r>
-    </w:p>
-    <w:p>
-      <w:r>
-        <w:t>of India, or any official examination authority.**</w:t>
-      </w:r>
-    </w:p>
-    <w:p>
-      <w:r>
-        <w:t>3.2 The name "TNPSC" and the names of examinations are used only to describe</w:t>
-      </w:r>
-    </w:p>
-    <w:p>
-      <w:r>
-        <w:t>the examinations for which the Service helps you prepare (nominative reference).</w:t>
-      </w:r>
-    </w:p>
-    <w:p>
-      <w:r>
-        <w:t>All trademarks belong to their respective owners.</w:t>
-      </w:r>
-    </w:p>
-    <w:p>
-      <w:r>
-        <w:t>3.3 For official notifications, syllabus, exam dates, application and results,</w:t>
-      </w:r>
-    </w:p>
-    <w:p>
-      <w:r>
-        <w:t>always rely solely on the official TNPSC website and channels.</w:t>
+        <w:t>Full-length mock exams run in a supervised mode. Leaving the test screen is recorded, and repeated violations submit your test automatically. This is explained on the instructions screen before every test begins, and what is recorded is set out in section 4 of the Privacy Policy. Attempting to defeat it is a breach of section 5.</w:t>
       </w:r>
     </w:p>
     <w:p>
@@ -364,80 +222,12 @@
         <w:pStyle w:val="Heading2"/>
       </w:pPr>
       <w:r>
-        <w:t>4. The Service</w:t>
+        <w:t>7. Accuracy and no guarantee of results</w:t>
       </w:r>
     </w:p>
     <w:p>
       <w:r>
-        <w:t>4.1 The Service provides practice questions, previous-year questions, subject</w:t>
-      </w:r>
-    </w:p>
-    <w:p>
-      <w:r>
-        <w:t>and topic practice, mock tests with timed/proctored conditions, spaced</w:t>
-      </w:r>
-    </w:p>
-    <w:p>
-      <w:r>
-        <w:t>revision, current-affairs material, performance analytics, bookmarks and</w:t>
-      </w:r>
-    </w:p>
-    <w:p>
-      <w:r>
-        <w:t>gamified progress (streaks, badges, levels).</w:t>
-      </w:r>
-    </w:p>
-    <w:p>
-      <w:r>
-        <w:t>4.2 We may add, modify, suspend or discontinue any feature at any time. Some</w:t>
-      </w:r>
-    </w:p>
-    <w:p>
-      <w:r>
-        <w:t>features are available only on Premium.</w:t>
-      </w:r>
-    </w:p>
-    <w:p>
-      <w:r>
-        <w:t xml:space="preserve">4.3 </w:t>
-      </w:r>
-      <w:r>
-        <w:rPr>
-          <w:b/>
-        </w:rPr>
-        <w:t>Educational aid only — no guarantee of results.</w:t>
-      </w:r>
-      <w:r>
-        <w:t xml:space="preserve"> The Content is provided</w:t>
-      </w:r>
-    </w:p>
-    <w:p>
-      <w:r>
-        <w:t xml:space="preserve">for self-study and practice. We do </w:t>
-      </w:r>
-      <w:r>
-        <w:rPr>
-          <w:b/>
-        </w:rPr>
-        <w:t>not</w:t>
-      </w:r>
-      <w:r>
-        <w:t xml:space="preserve"> guarantee its completeness or</w:t>
-      </w:r>
-    </w:p>
-    <w:p>
-      <w:r>
-        <w:t>accuracy, that any question will appear in any examination, or that you will</w:t>
-      </w:r>
-    </w:p>
-    <w:p>
-      <w:r>
-        <w:t>qualify, score, rank or succeed in any examination. Where official sources and</w:t>
-      </w:r>
-    </w:p>
-    <w:p>
-      <w:r>
-        <w:t>our Content differ, the official source prevails.</w:t>
+        <w:t>We work hard to keep content accurate and aligned to the TNPSC pattern, and we correct errors you report. But questions, explanations and predictions are provided for practice only, we do not warrant that they are error-free or that any topic will appear in an examination, and WE DO NOT GUARANTEE ANY EXAMINATION RESULT, RANK OR SELECTION. Your preparation and outcome remain your own.</w:t>
       </w:r>
     </w:p>
     <w:p>
@@ -445,103 +235,12 @@
         <w:pStyle w:val="Heading2"/>
       </w:pPr>
       <w:r>
-        <w:t>5. Accounts and Security</w:t>
+        <w:t>8. Intellectual property</w:t>
       </w:r>
     </w:p>
     <w:p>
       <w:r>
-        <w:t>5.1 You must provide accurate, current and complete information (including a</w:t>
-      </w:r>
-    </w:p>
-    <w:p>
-      <w:r>
-        <w:t>valid email and phone number) and keep it updated.</w:t>
-      </w:r>
-    </w:p>
-    <w:p>
-      <w:r>
-        <w:t>5.2 You are responsible for all activity under your Account and for keeping your</w:t>
-      </w:r>
-    </w:p>
-    <w:p>
-      <w:r>
-        <w:t>credentials confidential. You may sign in using email/password or Google</w:t>
-      </w:r>
-    </w:p>
-    <w:p>
-      <w:r>
-        <w:t>Sign-In.</w:t>
-      </w:r>
-    </w:p>
-    <w:p>
-      <w:r>
-        <w:t xml:space="preserve">5.3 </w:t>
-      </w:r>
-      <w:r>
-        <w:rPr>
-          <w:b/>
-        </w:rPr>
-        <w:t>Device limit.</w:t>
-      </w:r>
-      <w:r>
-        <w:t xml:space="preserve"> Each Account may be used on a limited number of devices at</w:t>
-      </w:r>
-    </w:p>
-    <w:p>
-      <w:r>
-        <w:t xml:space="preserve">a time (currently </w:t>
-      </w:r>
-      <w:r>
-        <w:rPr>
-          <w:b/>
-        </w:rPr>
-        <w:t>two</w:t>
-      </w:r>
-      <w:r>
-        <w:t>). Signing in on a new device beyond the limit may</w:t>
-      </w:r>
-    </w:p>
-    <w:p>
-      <w:r>
-        <w:t>require signing out an existing device.</w:t>
-      </w:r>
-    </w:p>
-    <w:p>
-      <w:r>
-        <w:t xml:space="preserve">5.4 </w:t>
-      </w:r>
-      <w:r>
-        <w:rPr>
-          <w:b/>
-        </w:rPr>
-        <w:t>One person, one account.</w:t>
-      </w:r>
-      <w:r>
-        <w:t xml:space="preserve"> Accounts are personal. You may not share,</w:t>
-      </w:r>
-    </w:p>
-    <w:p>
-      <w:r>
-        <w:t>sell, rent, lend or transfer your Account or credentials, or let others use it.</w:t>
-      </w:r>
-    </w:p>
-    <w:p>
-      <w:r>
-        <w:t xml:space="preserve">5.5 Notify us immediately at </w:t>
-      </w:r>
-      <w:r>
-        <w:rPr>
-          <w:b/>
-        </w:rPr>
-        <w:t>[support@sirahdigital.in]</w:t>
-      </w:r>
-      <w:r>
-        <w:t xml:space="preserve"> of any unauthorised</w:t>
-      </w:r>
-    </w:p>
-    <w:p>
-      <w:r>
-        <w:t>use or security breach.</w:t>
+        <w:t>All content, software, design and branding in the service belong to us or our licensors and are protected by law. Past examination questions are reproduced for educational commentary and preparation; rights in the original papers remain with their owners. Nothing here transfers ownership to you.</w:t>
       </w:r>
     </w:p>
     <w:p>
@@ -549,258 +248,12 @@
         <w:pStyle w:val="Heading2"/>
       </w:pPr>
       <w:r>
-        <w:t>6. Premium, Payments and Billing</w:t>
+        <w:t>9. Your content and feedback</w:t>
       </w:r>
     </w:p>
     <w:p>
       <w:r>
-        <w:t xml:space="preserve">6.1 </w:t>
-      </w:r>
-      <w:r>
-        <w:rPr>
-          <w:b/>
-        </w:rPr>
-        <w:t>Payment processor.</w:t>
-      </w:r>
-      <w:r>
-        <w:t xml:space="preserve"> Payments are processed by </w:t>
-      </w:r>
-      <w:r>
-        <w:rPr>
-          <w:b/>
-        </w:rPr>
-        <w:t>Razorpay</w:t>
-      </w:r>
-      <w:r>
-        <w:t>. By paying,</w:t>
-      </w:r>
-    </w:p>
-    <w:p>
-      <w:r>
-        <w:t xml:space="preserve">you also agree to Razorpay's terms. We do </w:t>
-      </w:r>
-      <w:r>
-        <w:rPr>
-          <w:b/>
-        </w:rPr>
-        <w:t>not</w:t>
-      </w:r>
-      <w:r>
-        <w:t xml:space="preserve"> store your full card, UPI or</w:t>
-      </w:r>
-    </w:p>
-    <w:p>
-      <w:r>
-        <w:t>bank credentials; those are handled by the payment processor.</w:t>
-      </w:r>
-    </w:p>
-    <w:p>
-      <w:r>
-        <w:t xml:space="preserve">6.2 </w:t>
-      </w:r>
-      <w:r>
-        <w:rPr>
-          <w:b/>
-        </w:rPr>
-        <w:t>Pricing.</w:t>
-      </w:r>
-      <w:r>
-        <w:t xml:space="preserve"> Prices, plan duration and inclusions are as displayed at</w:t>
-      </w:r>
-    </w:p>
-    <w:p>
-      <w:r>
-        <w:t xml:space="preserve">checkout. Prices are in </w:t>
-      </w:r>
-      <w:r>
-        <w:rPr>
-          <w:b/>
-        </w:rPr>
-        <w:t>Indian Rupees (₹)</w:t>
-      </w:r>
-      <w:r>
-        <w:t xml:space="preserve"> and **[inclusive / exclusive] of</w:t>
-      </w:r>
-    </w:p>
-    <w:p>
-      <w:r>
-        <w:t>applicable taxes (e.g. GST)** as indicated.</w:t>
-      </w:r>
-    </w:p>
-    <w:p>
-      <w:r>
-        <w:t xml:space="preserve">6.3 </w:t>
-      </w:r>
-      <w:r>
-        <w:rPr>
-          <w:b/>
-        </w:rPr>
-        <w:t>Activation.</w:t>
-      </w:r>
-      <w:r>
-        <w:t xml:space="preserve"> Premium entitlement is granted only after the payment is</w:t>
-      </w:r>
-    </w:p>
-    <w:p>
-      <w:r>
-        <w:t>verified as successful. A verified payment of ₹0 (e.g. via a fully-covering</w:t>
-      </w:r>
-    </w:p>
-    <w:p>
-      <w:r>
-        <w:t>coupon) also grants entitlement.</w:t>
-      </w:r>
-    </w:p>
-    <w:p>
-      <w:r>
-        <w:t xml:space="preserve">6.4 </w:t>
-      </w:r>
-      <w:r>
-        <w:rPr>
-          <w:b/>
-        </w:rPr>
-        <w:t>Duration &amp; renewal.</w:t>
-      </w:r>
-      <w:r>
-        <w:t xml:space="preserve"> Premium is currently a **one-time, fixed-term plan</w:t>
-      </w:r>
-    </w:p>
-    <w:p>
-      <w:r>
-        <w:t>(e.g. annual)</w:t>
-      </w:r>
-      <w:r>
-        <w:rPr>
-          <w:b/>
-        </w:rPr>
-        <w:t xml:space="preserve"> and </w:t>
-      </w:r>
-      <w:r>
-        <w:t>does not auto-renew** unless expressly stated at checkout.</w:t>
-      </w:r>
-    </w:p>
-    <w:p>
-      <w:r>
-        <w:t>Entitlement ends at the stated expiry; you may purchase again to continue.</w:t>
-      </w:r>
-    </w:p>
-    <w:p>
-      <w:r>
-        <w:t xml:space="preserve">6.5 </w:t>
-      </w:r>
-      <w:r>
-        <w:rPr>
-          <w:b/>
-        </w:rPr>
-        <w:t>Coupons.</w:t>
-      </w:r>
-      <w:r>
-        <w:t xml:space="preserve"> Discount/promoter codes are subject to their own validity,</w:t>
-      </w:r>
-    </w:p>
-    <w:p>
-      <w:r>
-        <w:t>limits and expiry, are non-transferable, have no cash value, and may be</w:t>
-      </w:r>
-    </w:p>
-    <w:p>
-      <w:r>
-        <w:t>withdrawn at any time. We are the final authority on the validity of a code and</w:t>
-      </w:r>
-    </w:p>
-    <w:p>
-      <w:r>
-        <w:t>the final price.</w:t>
-      </w:r>
-    </w:p>
-    <w:p>
-      <w:r>
-        <w:t xml:space="preserve">6.6 </w:t>
-      </w:r>
-      <w:r>
-        <w:rPr>
-          <w:b/>
-        </w:rPr>
-        <w:t>Refunds.</w:t>
-      </w:r>
-      <w:r>
-        <w:t xml:space="preserve"> Premium grants immediate access to digital content. You may</w:t>
-      </w:r>
-    </w:p>
-    <w:p>
-      <w:r>
-        <w:t xml:space="preserve">request a refund within </w:t>
-      </w:r>
-      <w:r>
-        <w:rPr>
-          <w:b/>
-        </w:rPr>
-        <w:t>48 hours</w:t>
-      </w:r>
-      <w:r>
-        <w:t xml:space="preserve"> of the purchase (payment) time; eligible</w:t>
-      </w:r>
-    </w:p>
-    <w:p>
-      <w:r>
-        <w:t>requests are refunded in full to the original payment method. After this</w:t>
-      </w:r>
-    </w:p>
-    <w:p>
-      <w:r>
-        <w:t>48-hour window the purchase is non-refundable, except where required by</w:t>
-      </w:r>
-    </w:p>
-    <w:p>
-      <w:r>
-        <w:t>applicable law or in the case of a duplicate or failed-but-charged</w:t>
-      </w:r>
-    </w:p>
-    <w:p>
-      <w:r>
-        <w:t>transaction. Approved refunds are processed to the original payment method</w:t>
-      </w:r>
-    </w:p>
-    <w:p>
-      <w:r>
-        <w:t xml:space="preserve">within </w:t>
-      </w:r>
-      <w:r>
-        <w:rPr>
-          <w:b/>
-        </w:rPr>
-        <w:t>5–7 business days</w:t>
-      </w:r>
-      <w:r>
-        <w:t xml:space="preserve">. Refund requests: </w:t>
-      </w:r>
-      <w:r>
-        <w:rPr>
-          <w:b/>
-        </w:rPr>
-        <w:t>support@sirahdigital.in</w:t>
-      </w:r>
-      <w:r>
-        <w:t>.</w:t>
-      </w:r>
-    </w:p>
-    <w:p>
-      <w:r>
-        <w:t xml:space="preserve">6.7 </w:t>
-      </w:r>
-      <w:r>
-        <w:rPr>
-          <w:b/>
-        </w:rPr>
-        <w:t>Failed/disputed payments.</w:t>
-      </w:r>
-      <w:r>
-        <w:t xml:space="preserve"> We may suspend Premium if a payment is</w:t>
-      </w:r>
-    </w:p>
-    <w:p>
-      <w:r>
-        <w:t>reversed, charged back or found fraudulent.</w:t>
+        <w:t>You keep ownership of anything you submit — error reports, feedback, messages. You grant us a licence to use it to operate and improve the service. Feedback may be used without obligation or payment to you.</w:t>
       </w:r>
     </w:p>
     <w:p>
@@ -808,47 +261,12 @@
         <w:pStyle w:val="Heading2"/>
       </w:pPr>
       <w:r>
-        <w:t>7. Test Integrity and Proctoring</w:t>
+        <w:t>10. Third-party services</w:t>
       </w:r>
     </w:p>
     <w:p>
       <w:r>
-        <w:t>7.1 Certain tests run under exam conditions, which may include **full-screen</w:t>
-      </w:r>
-    </w:p>
-    <w:p>
-      <w:r>
-        <w:t>mode and detection of full-screen exits, tab/window switching and similar</w:t>
-      </w:r>
-    </w:p>
-    <w:p>
-      <w:r>
-        <w:t>actions** ("violations"). By taking such a test you consent to this monitoring</w:t>
-      </w:r>
-    </w:p>
-    <w:p>
-      <w:r>
-        <w:t>for the duration of the test.</w:t>
-      </w:r>
-    </w:p>
-    <w:p>
-      <w:r>
-        <w:t>7.2 Repeated or serious violations may cause a test to be auto-submitted or</w:t>
-      </w:r>
-    </w:p>
-    <w:p>
-      <w:r>
-        <w:t>flagged, and the result recorded accordingly.</w:t>
-      </w:r>
-    </w:p>
-    <w:p>
-      <w:r>
-        <w:t>7.3 You agree not to use any method to cheat, automate, script, or</w:t>
-      </w:r>
-    </w:p>
-    <w:p>
-      <w:r>
-        <w:t>misrepresent your performance.</w:t>
+        <w:t>The service relies on third parties listed in the Privacy Policy. Their own terms apply to their part, and we are not responsible for their acts or omissions beyond our own duty to choose them with care.</w:t>
       </w:r>
     </w:p>
     <w:p>
@@ -856,99 +274,27 @@
         <w:pStyle w:val="Heading2"/>
       </w:pPr>
       <w:r>
-        <w:t>8. Acceptable Use</w:t>
+        <w:t>11. Apple App Store — additional terms</w:t>
       </w:r>
     </w:p>
     <w:p>
       <w:r>
-        <w:t xml:space="preserve">You agree </w:t>
-      </w:r>
-      <w:r>
-        <w:rPr>
-          <w:b/>
-        </w:rPr>
-        <w:t>not</w:t>
-      </w:r>
-      <w:r>
-        <w:t xml:space="preserve"> to:</w:t>
-      </w:r>
-    </w:p>
-    <w:p>
-      <w:pPr>
-        <w:pStyle w:val="ListBullet"/>
-      </w:pPr>
-      <w:r>
-        <w:t>copy, reproduce, scrape, crawl, harvest, republish, distribute, sell or</w:t>
+        <w:t>These Terms are between you and us only, not Apple, and Apple is not responsible for the app or its content. Apple has no obligation to provide any maintenance or support for the app.</w:t>
       </w:r>
     </w:p>
     <w:p>
       <w:r>
-        <w:t xml:space="preserve">  commercially exploit any Content or data without our written permission;</w:t>
-      </w:r>
-    </w:p>
-    <w:p>
-      <w:pPr>
-        <w:pStyle w:val="ListBullet"/>
-      </w:pPr>
-      <w:r>
-        <w:t>remove, obscure or alter any watermark, attribution or notice (note:</w:t>
+        <w:t>If the app fails to conform to any applicable warranty, you may notify Apple and Apple will refund the purchase price; to the maximum extent permitted by law Apple has no other warranty obligation. Apple is not responsible for addressing any claim by you or a third party relating to the app, including product liability, legal or regulatory non-compliance, or consumer protection claims.</w:t>
       </w:r>
     </w:p>
     <w:p>
       <w:r>
-        <w:t xml:space="preserve">  downloadable PDFs are watermarked with identifying details and are</w:t>
+        <w:t>You confirm you are not located in a country subject to a U.S. Government embargo or designated a "terrorist supporting" country, and that you are not on any U.S. Government list of prohibited or restricted parties.</w:t>
       </w:r>
     </w:p>
     <w:p>
       <w:r>
-        <w:t xml:space="preserve">  traceable to the downloading Account);</w:t>
-      </w:r>
-    </w:p>
-    <w:p>
-      <w:pPr>
-        <w:pStyle w:val="ListBullet"/>
-      </w:pPr>
-      <w:r>
-        <w:t>reverse engineer, decompile or attempt to extract source code, answer keys,</w:t>
-      </w:r>
-    </w:p>
-    <w:p>
-      <w:r>
-        <w:t xml:space="preserve">  or the question bank;</w:t>
-      </w:r>
-    </w:p>
-    <w:p>
-      <w:pPr>
-        <w:pStyle w:val="ListBullet"/>
-      </w:pPr>
-      <w:r>
-        <w:t>use bots, scrapers or automated means to access the Service;</w:t>
-      </w:r>
-    </w:p>
-    <w:p>
-      <w:pPr>
-        <w:pStyle w:val="ListBullet"/>
-      </w:pPr>
-      <w:r>
-        <w:t>interfere with, overload, or attempt to gain unauthorised access to the</w:t>
-      </w:r>
-    </w:p>
-    <w:p>
-      <w:r>
-        <w:t xml:space="preserve">  Service, other accounts, or our systems;</w:t>
-      </w:r>
-    </w:p>
-    <w:p>
-      <w:pPr>
-        <w:pStyle w:val="ListBullet"/>
-      </w:pPr>
-      <w:r>
-        <w:t>upload or transmit unlawful, infringing, defamatory, obscene or malicious</w:t>
-      </w:r>
-    </w:p>
-    <w:p>
-      <w:r>
-        <w:t xml:space="preserve">  content, or violate any person's rights or any law.</w:t>
+        <w:t>Apple and its subsidiaries are third-party beneficiaries of these Terms and, upon your acceptance, will have the right to enforce them against you.</w:t>
       </w:r>
     </w:p>
     <w:p>
@@ -956,52 +302,22 @@
         <w:pStyle w:val="Heading2"/>
       </w:pPr>
       <w:r>
-        <w:t>9. Intellectual Property</w:t>
+        <w:t>12. Disclaimers and liability</w:t>
       </w:r>
     </w:p>
     <w:p>
       <w:r>
-        <w:t>9.1 The Service and all Content (other than Your Content) are owned by us or our</w:t>
+        <w:t>The service is provided "as is" and "as available". To the maximum extent permitted by law we exclude implied warranties of merchantability, fitness for a particular purpose and non-infringement.</w:t>
       </w:r>
     </w:p>
     <w:p>
       <w:r>
-        <w:t>licensors and are protected by intellectual-property laws. We grant you a</w:t>
+        <w:t>To the maximum extent permitted by law, our aggregate liability arising out of or relating to the service is limited to the amount you paid for the plan the claim relates to. We are not liable for indirect, incidental, special or consequential loss, or for loss of opportunity, rank or selection.</w:t>
       </w:r>
     </w:p>
     <w:p>
       <w:r>
-        <w:rPr>
-          <w:b/>
-        </w:rPr>
-        <w:t>limited, personal, non-exclusive, non-transferable, revocable licence</w:t>
-      </w:r>
-      <w:r>
-        <w:t xml:space="preserve"> to</w:t>
-      </w:r>
-    </w:p>
-    <w:p>
-      <w:r>
-        <w:t xml:space="preserve">use the Service and Content </w:t>
-      </w:r>
-      <w:r>
-        <w:rPr>
-          <w:b/>
-        </w:rPr>
-        <w:t>for your own exam preparation only</w:t>
-      </w:r>
-      <w:r>
-        <w:t>.</w:t>
-      </w:r>
-    </w:p>
-    <w:p>
-      <w:r>
-        <w:t>9.2 No rights are granted except as expressly stated. All other rights are</w:t>
-      </w:r>
-    </w:p>
-    <w:p>
-      <w:r>
-        <w:t>reserved.</w:t>
+        <w:t>Nothing in these Terms excludes liability that cannot be excluded under Indian law, including for fraud or for death or personal injury caused by negligence.</w:t>
       </w:r>
     </w:p>
     <w:p>
@@ -1009,52 +325,12 @@
         <w:pStyle w:val="Heading2"/>
       </w:pPr>
       <w:r>
-        <w:t>10. Your Content and Feedback</w:t>
+        <w:t>13. Suspension and termination</w:t>
       </w:r>
     </w:p>
     <w:p>
       <w:r>
-        <w:t>10.1 "</w:t>
-      </w:r>
-      <w:r>
-        <w:rPr>
-          <w:b/>
-        </w:rPr>
-        <w:t>Your Content</w:t>
-      </w:r>
-      <w:r>
-        <w:t>" includes feedback, ratings, error/correction reports and</w:t>
-      </w:r>
-    </w:p>
-    <w:p>
-      <w:r>
-        <w:t>messages you submit. You retain ownership of Your Content.</w:t>
-      </w:r>
-    </w:p>
-    <w:p>
-      <w:r>
-        <w:t xml:space="preserve">10.2 You grant us a </w:t>
-      </w:r>
-      <w:r>
-        <w:rPr>
-          <w:b/>
-        </w:rPr>
-        <w:t>worldwide, royalty-free, perpetual, irrevocable licence</w:t>
-      </w:r>
-    </w:p>
-    <w:p>
-      <w:r>
-        <w:t>to use, store, reproduce and adapt Your Content to operate and improve the</w:t>
-      </w:r>
-    </w:p>
-    <w:p>
-      <w:r>
-        <w:t>Service (including correcting questions you report). You confirm you have the</w:t>
-      </w:r>
-    </w:p>
-    <w:p>
-      <w:r>
-        <w:t>right to submit it and that it is not unlawful or infringing.</w:t>
+        <w:t>We may suspend or terminate an account that breaches these Terms, is used fraudulently, or endangers the service or other users. Where a paid plan is terminated for breach, no refund is due. You may stop using the service and delete your account at any time.</w:t>
       </w:r>
     </w:p>
     <w:p>
@@ -1062,55 +338,17 @@
         <w:pStyle w:val="Heading2"/>
       </w:pPr>
       <w:r>
-        <w:t>11. Communications and Notifications</w:t>
+        <w:t>14. Governing law and disputes</w:t>
       </w:r>
     </w:p>
     <w:p>
       <w:r>
-        <w:t>11.1 By creating an Account you agree to receive service-related communications</w:t>
+        <w:t>These Terms are governed by the laws of India. The courts at Chennai have exclusive jurisdiction, subject to any right you have as a consumer to bring proceedings where you live.</w:t>
       </w:r>
     </w:p>
     <w:p>
       <w:r>
-        <w:t>(e.g. account, transaction and security messages) by email, in-app message</w:t>
-      </w:r>
-    </w:p>
-    <w:p>
-      <w:r>
-        <w:t xml:space="preserve">and/or </w:t>
-      </w:r>
-      <w:r>
-        <w:rPr>
-          <w:b/>
-        </w:rPr>
-        <w:t>web push notification</w:t>
-      </w:r>
-      <w:r>
-        <w:t>.</w:t>
-      </w:r>
-    </w:p>
-    <w:p>
-      <w:r>
-        <w:t xml:space="preserve">11.2 You may enable or disable </w:t>
-      </w:r>
-      <w:r>
-        <w:rPr>
-          <w:b/>
-        </w:rPr>
-        <w:t>push notifications</w:t>
-      </w:r>
-      <w:r>
-        <w:t xml:space="preserve"> at any time through your</w:t>
-      </w:r>
-    </w:p>
-    <w:p>
-      <w:r>
-        <w:t>browser/device settings or in-app controls. Some essential service messages may</w:t>
-      </w:r>
-    </w:p>
-    <w:p>
-      <w:r>
-        <w:t>still be sent.</w:t>
+        <w:t>Before starting proceedings, please contact our Grievance Officer — most issues are resolved that way.</w:t>
       </w:r>
     </w:p>
     <w:p>
@@ -1118,528 +356,17 @@
         <w:pStyle w:val="Heading2"/>
       </w:pPr>
       <w:r>
-        <w:t>12. Third-Party Services</w:t>
+        <w:t>15. Changes and contact</w:t>
       </w:r>
     </w:p>
     <w:p>
       <w:r>
-        <w:t xml:space="preserve">The Service relies on third parties including, without limitation, </w:t>
-      </w:r>
-      <w:r>
-        <w:rPr>
-          <w:b/>
-        </w:rPr>
-        <w:t>Supabase</w:t>
+        <w:t>We may update these Terms; the effective date changes with them and material changes are notified in advance. Questions: support@tnpscmentors.in or +91 96777 79808.</w:t>
       </w:r>
     </w:p>
     <w:p>
       <w:r>
-        <w:t xml:space="preserve">(authentication and database), </w:t>
-      </w:r>
-      <w:r>
-        <w:rPr>
-          <w:b/>
-        </w:rPr>
-        <w:t>Razorpay</w:t>
-      </w:r>
-      <w:r>
-        <w:t xml:space="preserve"> (payments), </w:t>
-      </w:r>
-      <w:r>
-        <w:rPr>
-          <w:b/>
-        </w:rPr>
-        <w:t>Google</w:t>
-      </w:r>
-      <w:r>
-        <w:t xml:space="preserve"> (sign-in),</w:t>
-      </w:r>
-    </w:p>
-    <w:p>
-      <w:r>
-        <w:t>and hosting providers (</w:t>
-      </w:r>
-      <w:r>
-        <w:rPr>
-          <w:b/>
-        </w:rPr>
-        <w:t>Render</w:t>
-      </w:r>
-      <w:r>
-        <w:t xml:space="preserve">, </w:t>
-      </w:r>
-      <w:r>
-        <w:rPr>
-          <w:b/>
-        </w:rPr>
-        <w:t>Vercel</w:t>
-      </w:r>
-      <w:r>
-        <w:t>). Their terms and privacy</w:t>
-      </w:r>
-    </w:p>
-    <w:p>
-      <w:r>
-        <w:t>practices apply to their respective services, and we are not responsible for</w:t>
-      </w:r>
-    </w:p>
-    <w:p>
-      <w:r>
-        <w:t>them.</w:t>
-      </w:r>
-    </w:p>
-    <w:p>
-      <w:pPr>
-        <w:pStyle w:val="Heading2"/>
-      </w:pPr>
-      <w:r>
-        <w:t>13. Disclaimers</w:t>
-      </w:r>
-    </w:p>
-    <w:p>
-      <w:r>
-        <w:t xml:space="preserve">13.1 The Service and Content are provided </w:t>
-      </w:r>
-      <w:r>
-        <w:rPr>
-          <w:b/>
-        </w:rPr>
-        <w:t>"as is" and "as available"</w:t>
-      </w:r>
-      <w:r>
-        <w:t xml:space="preserve"> without</w:t>
-      </w:r>
-    </w:p>
-    <w:p>
-      <w:r>
-        <w:t>warranties of any kind, express or implied, including fitness for a particular</w:t>
-      </w:r>
-    </w:p>
-    <w:p>
-      <w:r>
-        <w:t>purpose, accuracy, or non-infringement, to the maximum extent permitted by law.</w:t>
-      </w:r>
-    </w:p>
-    <w:p>
-      <w:r>
-        <w:t>13.2 We do not warrant uninterrupted, error-free or secure operation, or that</w:t>
-      </w:r>
-    </w:p>
-    <w:p>
-      <w:r>
-        <w:t>defects will be corrected. The Service may be unavailable for maintenance or due</w:t>
-      </w:r>
-    </w:p>
-    <w:p>
-      <w:r>
-        <w:t>to factors beyond our control.</w:t>
-      </w:r>
-    </w:p>
-    <w:p>
-      <w:pPr>
-        <w:pStyle w:val="Heading2"/>
-      </w:pPr>
-      <w:r>
-        <w:t>14. Limitation of Liability</w:t>
-      </w:r>
-    </w:p>
-    <w:p>
-      <w:r>
-        <w:t>14.1 To the maximum extent permitted by law, we (and our directors, employees</w:t>
-      </w:r>
-    </w:p>
-    <w:p>
-      <w:r>
-        <w:t xml:space="preserve">and partners) shall </w:t>
-      </w:r>
-      <w:r>
-        <w:rPr>
-          <w:b/>
-        </w:rPr>
-        <w:t>not</w:t>
-      </w:r>
-      <w:r>
-        <w:t xml:space="preserve"> be liable for any indirect, incidental, special,</w:t>
-      </w:r>
-    </w:p>
-    <w:p>
-      <w:r>
-        <w:t>consequential or punitive damages, loss of data, loss of opportunity, or loss</w:t>
-      </w:r>
-    </w:p>
-    <w:p>
-      <w:r>
-        <w:t>arising from exam outcomes or reliance on the Content.</w:t>
-      </w:r>
-    </w:p>
-    <w:p>
-      <w:r>
-        <w:t xml:space="preserve">14.2 Our </w:t>
-      </w:r>
-      <w:r>
-        <w:rPr>
-          <w:b/>
-        </w:rPr>
-        <w:t>total aggregate liability</w:t>
-      </w:r>
-      <w:r>
-        <w:t xml:space="preserve"> for any claim relating to the Service</w:t>
-      </w:r>
-    </w:p>
-    <w:p>
-      <w:r>
-        <w:t>shall not exceed the **amount you actually paid to us in the [twelve (12)]</w:t>
-      </w:r>
-    </w:p>
-    <w:p>
-      <w:r>
-        <w:t>months preceding the event** giving rise to the claim (or ₹[amount] if you paid</w:t>
-      </w:r>
-    </w:p>
-    <w:p>
-      <w:r>
-        <w:t>nothing).</w:t>
-      </w:r>
-    </w:p>
-    <w:p>
-      <w:pPr>
-        <w:pStyle w:val="Heading2"/>
-      </w:pPr>
-      <w:r>
-        <w:t>15. Indemnity</w:t>
-      </w:r>
-    </w:p>
-    <w:p>
-      <w:r>
-        <w:t>You agree to indemnify and hold us harmless from any claim, demand, loss or</w:t>
-      </w:r>
-    </w:p>
-    <w:p>
-      <w:r>
-        <w:t>expense (including reasonable legal fees) arising from your breach of these</w:t>
-      </w:r>
-    </w:p>
-    <w:p>
-      <w:r>
-        <w:t>Terms, your misuse of the Service, or your violation of any law or third-party</w:t>
-      </w:r>
-    </w:p>
-    <w:p>
-      <w:r>
-        <w:t>right.</w:t>
-      </w:r>
-    </w:p>
-    <w:p>
-      <w:pPr>
-        <w:pStyle w:val="Heading2"/>
-      </w:pPr>
-      <w:r>
-        <w:t>16. Suspension and Termination</w:t>
-      </w:r>
-    </w:p>
-    <w:p>
-      <w:r>
-        <w:t>16.1 We may suspend or terminate your Account or access, with or without notice,</w:t>
-      </w:r>
-    </w:p>
-    <w:p>
-      <w:r>
-        <w:t>if you breach these Terms, misuse the Service, or where required by law.</w:t>
-      </w:r>
-    </w:p>
-    <w:p>
-      <w:r>
-        <w:t>16.2 You may stop using the Service and request account deletion at any time</w:t>
-      </w:r>
-    </w:p>
-    <w:p>
-      <w:r>
-        <w:t>(see the Privacy Policy). Provisions that by their nature should survive</w:t>
-      </w:r>
-    </w:p>
-    <w:p>
-      <w:r>
-        <w:t>termination (e.g. IP, disclaimers, limitation of liability, governing law) will</w:t>
-      </w:r>
-    </w:p>
-    <w:p>
-      <w:r>
-        <w:t>survive.</w:t>
-      </w:r>
-    </w:p>
-    <w:p>
-      <w:r>
-        <w:t>16.3 No refund is due for termination resulting from your breach, save as</w:t>
-      </w:r>
-    </w:p>
-    <w:p>
-      <w:r>
-        <w:t>required by law.</w:t>
-      </w:r>
-    </w:p>
-    <w:p>
-      <w:pPr>
-        <w:pStyle w:val="Heading2"/>
-      </w:pPr>
-      <w:r>
-        <w:t>17. Changes to the Terms</w:t>
-      </w:r>
-    </w:p>
-    <w:p>
-      <w:r>
-        <w:t>We may update these Terms from time to time. We will post the updated version</w:t>
-      </w:r>
-    </w:p>
-    <w:p>
-      <w:r>
-        <w:t>with a new "Last updated" date and, for material changes, provide reasonable</w:t>
-      </w:r>
-    </w:p>
-    <w:p>
-      <w:r>
-        <w:t>notice (e.g. in-app or by email). Continued use after changes take effect means</w:t>
-      </w:r>
-    </w:p>
-    <w:p>
-      <w:r>
-        <w:t>you accept the updated Terms.</w:t>
-      </w:r>
-    </w:p>
-    <w:p>
-      <w:pPr>
-        <w:pStyle w:val="Heading2"/>
-      </w:pPr>
-      <w:r>
-        <w:t>18. Governing Law and Dispute Resolution</w:t>
-      </w:r>
-    </w:p>
-    <w:p>
-      <w:r>
-        <w:t xml:space="preserve">18.1 These Terms are governed by the laws of </w:t>
-      </w:r>
-      <w:r>
-        <w:rPr>
-          <w:b/>
-        </w:rPr>
-        <w:t>India</w:t>
-      </w:r>
-      <w:r>
-        <w:t>.</w:t>
-      </w:r>
-    </w:p>
-    <w:p>
-      <w:r>
-        <w:t>18.2 Subject to applicable law, the courts at **[Chennai / city], Tamil Nadu,</w:t>
-      </w:r>
-    </w:p>
-    <w:p>
-      <w:r>
-        <w:t>India** shall have exclusive jurisdiction. `[If you want arbitration, insert an</w:t>
-      </w:r>
-    </w:p>
-    <w:p>
-      <w:r>
-        <w:t>arbitration clause under the Arbitration and Conciliation Act, 1996, with seat</w:t>
-      </w:r>
-    </w:p>
-    <w:p>
-      <w:r>
-        <w:t>and language.]`</w:t>
-      </w:r>
-    </w:p>
-    <w:p>
-      <w:pPr>
-        <w:pStyle w:val="Heading2"/>
-      </w:pPr>
-      <w:r>
-        <w:t>19. Grievance Redressal</w:t>
-      </w:r>
-    </w:p>
-    <w:p>
-      <w:r>
-        <w:t>In accordance with applicable Indian law (including the Information Technology</w:t>
-      </w:r>
-    </w:p>
-    <w:p>
-      <w:r>
-        <w:t>Act, 2000 and the rules thereunder), grievances may be addressed to:</w:t>
-      </w:r>
-    </w:p>
-    <w:p>
-      <w:pPr>
-        <w:pStyle w:val="ListBullet"/>
-      </w:pPr>
-      <w:r>
-        <w:rPr>
-          <w:b/>
-        </w:rPr>
-        <w:t>Grievance Officer:</w:t>
-      </w:r>
-      <w:r>
-        <w:t xml:space="preserve"> [Name]</w:t>
-      </w:r>
-    </w:p>
-    <w:p>
-      <w:pPr>
-        <w:pStyle w:val="ListBullet"/>
-      </w:pPr>
-      <w:r>
-        <w:rPr>
-          <w:b/>
-        </w:rPr>
-        <w:t>Email:</w:t>
-      </w:r>
-      <w:r>
-        <w:t xml:space="preserve"> [grievance@sirahdigital.in]</w:t>
-      </w:r>
-    </w:p>
-    <w:p>
-      <w:pPr>
-        <w:pStyle w:val="ListBullet"/>
-      </w:pPr>
-      <w:r>
-        <w:rPr>
-          <w:b/>
-        </w:rPr>
-        <w:t>Address:</w:t>
-      </w:r>
-      <w:r>
-        <w:t xml:space="preserve"> [address]</w:t>
-      </w:r>
-    </w:p>
-    <w:p>
-      <w:pPr>
-        <w:pStyle w:val="ListBullet"/>
-      </w:pPr>
-      <w:r>
-        <w:t xml:space="preserve">We aim to acknowledge within </w:t>
-      </w:r>
-      <w:r>
-        <w:rPr>
-          <w:b/>
-        </w:rPr>
-        <w:t>[48 hours]</w:t>
-      </w:r>
-      <w:r>
-        <w:t xml:space="preserve"> and resolve within **[the</w:t>
-      </w:r>
-    </w:p>
-    <w:p>
-      <w:r>
-        <w:t xml:space="preserve">  statutory timeframe / 30 days]**.</w:t>
-      </w:r>
-    </w:p>
-    <w:p>
-      <w:pPr>
-        <w:pStyle w:val="Heading2"/>
-      </w:pPr>
-      <w:r>
-        <w:t>20. Miscellaneous</w:t>
-      </w:r>
-    </w:p>
-    <w:p>
-      <w:r>
-        <w:t xml:space="preserve">20.1 </w:t>
-      </w:r>
-      <w:r>
-        <w:rPr>
-          <w:b/>
-        </w:rPr>
-        <w:t>Entire agreement.</w:t>
-      </w:r>
-      <w:r>
-        <w:t xml:space="preserve"> These Terms and the Privacy Policy are the entire</w:t>
-      </w:r>
-    </w:p>
-    <w:p>
-      <w:r>
-        <w:t>agreement between you and us regarding the Service.</w:t>
-      </w:r>
-    </w:p>
-    <w:p>
-      <w:r>
-        <w:t xml:space="preserve">20.2 </w:t>
-      </w:r>
-      <w:r>
-        <w:rPr>
-          <w:b/>
-        </w:rPr>
-        <w:t>Severability.</w:t>
-      </w:r>
-      <w:r>
-        <w:t xml:space="preserve"> If any provision is held invalid, the rest remains in</w:t>
-      </w:r>
-    </w:p>
-    <w:p>
-      <w:r>
-        <w:t>effect.</w:t>
-      </w:r>
-    </w:p>
-    <w:p>
-      <w:r>
-        <w:t xml:space="preserve">20.3 </w:t>
-      </w:r>
-      <w:r>
-        <w:rPr>
-          <w:b/>
-        </w:rPr>
-        <w:t>No waiver.</w:t>
-      </w:r>
-      <w:r>
-        <w:t xml:space="preserve"> Our failure to enforce a provision is not a waiver.</w:t>
-      </w:r>
-    </w:p>
-    <w:p>
-      <w:r>
-        <w:t xml:space="preserve">20.4 </w:t>
-      </w:r>
-      <w:r>
-        <w:rPr>
-          <w:b/>
-        </w:rPr>
-        <w:t>Assignment.</w:t>
-      </w:r>
-      <w:r>
-        <w:t xml:space="preserve"> You may not assign these Terms; we may assign them in</w:t>
-      </w:r>
-    </w:p>
-    <w:p>
-      <w:r>
-        <w:t>connection with a merger, acquisition or sale of assets.</w:t>
-      </w:r>
-    </w:p>
-    <w:p>
-      <w:pPr>
-        <w:pStyle w:val="Heading2"/>
-      </w:pPr>
-      <w:r>
-        <w:t>21. Contact</w:t>
-      </w:r>
-    </w:p>
-    <w:p>
-      <w:r>
-        <w:rPr>
-          <w:b/>
-        </w:rPr>
-        <w:t>[Sirah Digital]</w:t>
-      </w:r>
-      <w:r>
-        <w:t xml:space="preserve"> — </w:t>
-      </w:r>
-      <w:r>
-        <w:rPr>
-          <w:b/>
-        </w:rPr>
-        <w:t>[support@sirahdigital.in]</w:t>
-      </w:r>
-      <w:r>
-        <w:t xml:space="preserve"> — </w:t>
-      </w:r>
-      <w:r>
-        <w:rPr>
-          <w:b/>
-        </w:rPr>
-        <w:t>[address]</w:t>
+        <w:t>© 2026 TNPSC Mentors. An independent preparation product — not affiliated with, endorsed by, or connected to the Tamil Nadu Public Service Commission.</w:t>
       </w:r>
     </w:p>
     <w:sectPr>
